--- a/Meshack/.NET/Meshack_Burton.docx
+++ b/Meshack/.NET/Meshack_Burton.docx
@@ -628,7 +628,15 @@
           <w:rFonts w:ascii="Arial" w:hAnsi="Arial" w:cs="Arial"/>
           <w:sz w:val="18"/>
         </w:rPr>
-        <w:t>C# (.NET 6/7)</w:t>
+        <w:t xml:space="preserve">C# (.NET </w:t>
+      </w:r>
+      <w:r>
+        <w:rPr>
+          <w:rStyle w:val="Strong"/>
+          <w:rFonts w:ascii="Arial" w:hAnsi="Arial" w:cs="Arial"/>
+          <w:sz w:val="18"/>
+        </w:rPr>
+        <w:t>7)</w:t>
       </w:r>
       <w:r>
         <w:rPr>
@@ -751,7 +759,17 @@
           <w:rFonts w:ascii="Arial" w:hAnsi="Arial" w:cs="Arial"/>
           <w:sz w:val="18"/>
         </w:rPr>
-        <w:t>SSRS (2014/2016)</w:t>
+        <w:t>SSRS (</w:t>
+      </w:r>
+      <w:bookmarkStart w:id="0" w:name="_GoBack"/>
+      <w:bookmarkEnd w:id="0"/>
+      <w:r>
+        <w:rPr>
+          <w:rStyle w:val="Strong"/>
+          <w:rFonts w:ascii="Arial" w:hAnsi="Arial" w:cs="Arial"/>
+          <w:sz w:val="18"/>
+        </w:rPr>
+        <w:t>2016)</w:t>
       </w:r>
       <w:r>
         <w:rPr>
@@ -906,7 +924,15 @@
           <w:rFonts w:ascii="Arial" w:hAnsi="Arial" w:cs="Arial"/>
           <w:sz w:val="18"/>
         </w:rPr>
-        <w:t>Angular 15/16</w:t>
+        <w:t xml:space="preserve">Angular </w:t>
+      </w:r>
+      <w:r>
+        <w:rPr>
+          <w:rStyle w:val="Strong"/>
+          <w:rFonts w:ascii="Arial" w:hAnsi="Arial" w:cs="Arial"/>
+          <w:sz w:val="18"/>
+        </w:rPr>
+        <w:t>16</w:t>
       </w:r>
       <w:r>
         <w:rPr>
@@ -1301,7 +1327,6 @@
         <w:lastRenderedPageBreak/>
         <w:t xml:space="preserve">Resolved a critical concurrency bug where duplicate submissions created inconsistent records, implementing </w:t>
       </w:r>
-      <w:bookmarkStart w:id="0" w:name="_GoBack"/>
       <w:proofErr w:type="spellStart"/>
       <w:r>
         <w:rPr>
@@ -1316,15 +1341,7 @@
           <w:rFonts w:ascii="Arial" w:hAnsi="Arial" w:cs="Arial"/>
           <w:sz w:val="18"/>
         </w:rPr>
-        <w:t xml:space="preserve"> </w:t>
-      </w:r>
-      <w:bookmarkEnd w:id="0"/>
-      <w:r>
-        <w:rPr>
-          <w:rFonts w:ascii="Arial" w:hAnsi="Arial" w:cs="Arial"/>
-          <w:sz w:val="18"/>
-        </w:rPr>
-        <w:t>keys and server-side uniqueness enforcement.</w:t>
+        <w:t xml:space="preserve"> keys and server-side uniqueness enforcement.</w:t>
       </w:r>
     </w:p>
     <w:p>
